--- a/templates/CMIS/DS-GuiThu.docx
+++ b/templates/CMIS/DS-GuiThu.docx
@@ -1051,7 +1051,7 @@
         </w:tc>
         <w:tc>
           <w:tcPr>
-            <w:tcW w:w="802" w:type="dxa"/>
+            <w:tcW w:w="834" w:type="dxa"/>
             <w:tcBorders>
               <w:top w:val="single" w:sz="4" w:space="0" w:color="auto"/>
               <w:left w:val="nil"/>
@@ -1428,7 +1428,7 @@
         </w:tc>
         <w:tc>
           <w:tcPr>
-            <w:tcW w:w="802" w:type="dxa"/>
+            <w:tcW w:w="834" w:type="dxa"/>
             <w:tcBorders>
               <w:top w:val="single" w:sz="4" w:space="0" w:color="auto"/>
               <w:left w:val="nil"/>
@@ -1510,6 +1510,334 @@
                 <w:lang w:val="vi-VN" w:eastAsia="vi-VN"/>
               </w:rPr>
               <w:t>}</w:t>
+            </w:r>
+          </w:p>
+        </w:tc>
+      </w:tr>
+      <w:tr>
+        <w:tc>
+          <w:tcPr>
+            <w:tcW w:w="0" w:type="auto"/>
+            <w:tcBorders>
+              <w:top w:val="single" w:sz="4" w:space="0" w:color="auto"/>
+              <w:left w:val="single" w:sz="4" w:space="0" w:color="auto"/>
+              <w:bottom w:val="single" w:sz="4" w:space="0" w:color="auto"/>
+              <w:right w:val="single" w:sz="4" w:space="0" w:color="auto"/>
+            </w:tcBorders>
+            <w:vAlign w:val="center"/>
+          </w:tcPr>
+          <w:p>
+            <w:pPr>
+              <w:pStyle w:val="ListParagraph"/>
+              <w:numPr>
+                <w:ilvl w:val="0"/>
+                <w:numId w:val="4"/>
+              </w:numPr>
+              <w:spacing w:before="120" w:after="120"/>
+              <w:contextualSpacing w:val="0"/>
+              <w:jc w:val="center"/>
+              <w:rPr>
+                <w:rFonts w:ascii="Times New Roman" w:hAnsi="Times New Roman"/>
+                <w:color w:val="EE0000"/>
+                <w:sz w:val="24"/>
+                <w:szCs w:val="24"/>
+                <w:lang w:eastAsia="vi-VN"/>
+              </w:rPr>
+            </w:pPr>
+          </w:p>
+        </w:tc>
+        <w:tc>
+          <w:tcPr>
+            <w:tcW w:w="3584" w:type="dxa"/>
+            <w:tcBorders>
+              <w:top w:val="single" w:sz="4" w:space="0" w:color="auto"/>
+              <w:left w:val="nil"/>
+              <w:bottom w:val="single" w:sz="4" w:space="0" w:color="auto"/>
+              <w:right w:val="single" w:sz="4" w:space="0" w:color="auto"/>
+            </w:tcBorders>
+            <w:vAlign w:val="center"/>
+          </w:tcPr>
+          <w:p>
+            <w:pPr>
+              <w:spacing w:before="120" w:after="120"/>
+              <w:rPr>
+                <w:rFonts w:ascii="Times New Roman" w:hAnsi="Times New Roman"/>
+                <w:color w:val="EE0000"/>
+                <w:sz w:val="24"/>
+                <w:szCs w:val="24"/>
+                <w:lang w:eastAsia="vi-VN"/>
+              </w:rPr>
+            </w:pPr>
+            <w:r>
+              <w:rPr>
+                <w:rFonts w:ascii="Times New Roman" w:hAnsi="Times New Roman"/>
+                <w:color w:val="EE0000"/>
+                <w:sz w:val="24"/>
+                <w:szCs w:val="24"/>
+                <w:lang w:eastAsia="vi-VN"/>
+              </w:rPr>
+              <w:t>{#</w:t>
+            </w:r>
+            <w:proofErr w:type="gramStart"/>
+            <w:r>
+              <w:rPr>
+                <w:rFonts w:ascii="Times New Roman" w:hAnsi="Times New Roman"/>
+                <w:color w:val="EE0000"/>
+                <w:sz w:val="24"/>
+                <w:szCs w:val="24"/>
+                <w:lang w:eastAsia="vi-VN"/>
+              </w:rPr>
+              <w:t>tb}{</w:t>
+            </w:r>
+            <w:proofErr w:type="gramEnd"/>
+            <w:r>
+              <w:rPr>
+                <w:rFonts w:ascii="Times New Roman" w:hAnsi="Times New Roman"/>
+                <w:color w:val="EE0000"/>
+                <w:sz w:val="24"/>
+                <w:szCs w:val="24"/>
+                <w:lang w:eastAsia="vi-VN"/>
+              </w:rPr>
+              <w:t>TEN_KHANG}</w:t>
+            </w:r>
+          </w:p>
+        </w:tc>
+        <w:tc>
+          <w:tcPr>
+            <w:tcW w:w="3827" w:type="dxa"/>
+            <w:tcBorders>
+              <w:top w:val="single" w:sz="4" w:space="0" w:color="auto"/>
+              <w:left w:val="nil"/>
+              <w:bottom w:val="single" w:sz="4" w:space="0" w:color="auto"/>
+              <w:right w:val="single" w:sz="4" w:space="0" w:color="auto"/>
+            </w:tcBorders>
+            <w:vAlign w:val="center"/>
+          </w:tcPr>
+          <w:p>
+            <w:pPr>
+              <w:spacing w:before="120" w:after="120"/>
+              <w:rPr>
+                <w:rFonts w:ascii="Times New Roman" w:hAnsi="Times New Roman"/>
+                <w:color w:val="EE0000"/>
+                <w:sz w:val="24"/>
+                <w:szCs w:val="24"/>
+                <w:lang w:eastAsia="vi-VN"/>
+              </w:rPr>
+            </w:pPr>
+            <w:r>
+              <w:rPr>
+                <w:rFonts w:ascii="Times New Roman" w:hAnsi="Times New Roman"/>
+                <w:color w:val="EE0000"/>
+                <w:sz w:val="24"/>
+                <w:szCs w:val="24"/>
+                <w:lang w:eastAsia="vi-VN"/>
+              </w:rPr>
+              <w:t>{DCHI_DIEMDO}</w:t>
+            </w:r>
+          </w:p>
+        </w:tc>
+        <w:tc>
+          <w:tcPr>
+            <w:tcW w:w="0" w:type="auto"/>
+            <w:tcBorders>
+              <w:top w:val="single" w:sz="4" w:space="0" w:color="auto"/>
+              <w:left w:val="nil"/>
+              <w:bottom w:val="single" w:sz="4" w:space="0" w:color="auto"/>
+              <w:right w:val="single" w:sz="4" w:space="0" w:color="auto"/>
+            </w:tcBorders>
+            <w:vAlign w:val="center"/>
+          </w:tcPr>
+          <w:p>
+            <w:pPr>
+              <w:spacing w:before="120" w:after="120"/>
+              <w:rPr>
+                <w:rFonts w:ascii="Times New Roman" w:hAnsi="Times New Roman"/>
+                <w:color w:val="EE0000"/>
+                <w:sz w:val="24"/>
+                <w:szCs w:val="24"/>
+                <w:lang w:val="vi-VN" w:eastAsia="vi-VN"/>
+              </w:rPr>
+            </w:pPr>
+            <w:r>
+              <w:rPr>
+                <w:rFonts w:ascii="Times New Roman" w:hAnsi="Times New Roman"/>
+                <w:color w:val="EE0000"/>
+                <w:sz w:val="24"/>
+                <w:szCs w:val="24"/>
+                <w:lang w:eastAsia="vi-VN"/>
+              </w:rPr>
+              <w:t>{TEN_DDIEN}</w:t>
+            </w:r>
+          </w:p>
+        </w:tc>
+        <w:tc>
+          <w:tcPr>
+            <w:tcW w:w="2284" w:type="dxa"/>
+            <w:tcBorders>
+              <w:top w:val="single" w:sz="4" w:space="0" w:color="auto"/>
+              <w:left w:val="nil"/>
+              <w:bottom w:val="single" w:sz="4" w:space="0" w:color="auto"/>
+              <w:right w:val="single" w:sz="4" w:space="0" w:color="auto"/>
+            </w:tcBorders>
+            <w:vAlign w:val="center"/>
+          </w:tcPr>
+          <w:p>
+            <w:pPr>
+              <w:spacing w:before="120" w:after="120"/>
+              <w:rPr>
+                <w:rFonts w:ascii="Times New Roman" w:hAnsi="Times New Roman"/>
+                <w:color w:val="EE0000"/>
+                <w:sz w:val="24"/>
+                <w:szCs w:val="24"/>
+                <w:lang w:eastAsia="vi-VN"/>
+              </w:rPr>
+            </w:pPr>
+            <w:r>
+              <w:rPr>
+                <w:rFonts w:ascii="Times New Roman" w:hAnsi="Times New Roman"/>
+                <w:color w:val="EE0000"/>
+                <w:sz w:val="24"/>
+                <w:szCs w:val="24"/>
+                <w:lang w:eastAsia="vi-VN"/>
+              </w:rPr>
+              <w:t>{DTHOAI_DVU}</w:t>
+            </w:r>
+          </w:p>
+        </w:tc>
+        <w:tc>
+          <w:tcPr>
+            <w:tcW w:w="1334" w:type="dxa"/>
+            <w:tcBorders>
+              <w:top w:val="single" w:sz="4" w:space="0" w:color="auto"/>
+              <w:left w:val="nil"/>
+              <w:bottom w:val="single" w:sz="4" w:space="0" w:color="auto"/>
+              <w:right w:val="single" w:sz="4" w:space="0" w:color="auto"/>
+            </w:tcBorders>
+            <w:vAlign w:val="center"/>
+          </w:tcPr>
+          <w:p>
+            <w:pPr>
+              <w:spacing w:before="120" w:after="120"/>
+              <w:jc w:val="center"/>
+              <w:rPr>
+                <w:rFonts w:ascii="Times New Roman" w:hAnsi="Times New Roman"/>
+                <w:color w:val="EE0000"/>
+                <w:sz w:val="24"/>
+                <w:szCs w:val="24"/>
+                <w:lang w:val="vi-VN" w:eastAsia="vi-VN"/>
+              </w:rPr>
+            </w:pPr>
+            <w:r>
+              <w:rPr>
+                <w:rFonts w:ascii="Times New Roman" w:hAnsi="Times New Roman"/>
+                <w:color w:val="EE0000"/>
+                <w:sz w:val="24"/>
+                <w:szCs w:val="24"/>
+                <w:lang w:val="vi-VN" w:eastAsia="vi-VN"/>
+              </w:rPr>
+              <w:t xml:space="preserve">Bảo đảm (báo phát) </w:t>
+            </w:r>
+          </w:p>
+        </w:tc>
+        <w:tc>
+          <w:tcPr>
+            <w:tcW w:w="1407" w:type="dxa"/>
+            <w:tcBorders>
+              <w:top w:val="single" w:sz="4" w:space="0" w:color="auto"/>
+              <w:left w:val="nil"/>
+              <w:bottom w:val="single" w:sz="4" w:space="0" w:color="auto"/>
+              <w:right w:val="single" w:sz="4" w:space="0" w:color="auto"/>
+            </w:tcBorders>
+            <w:vAlign w:val="center"/>
+          </w:tcPr>
+          <w:p>
+            <w:pPr>
+              <w:spacing w:before="120" w:after="120"/>
+              <w:jc w:val="center"/>
+              <w:rPr>
+                <w:rFonts w:ascii="Times New Roman" w:hAnsi="Times New Roman"/>
+                <w:color w:val="EE0000"/>
+                <w:sz w:val="24"/>
+                <w:szCs w:val="24"/>
+                <w:lang w:eastAsia="vi-VN"/>
+              </w:rPr>
+            </w:pPr>
+            <w:r>
+              <w:rPr>
+                <w:rFonts w:ascii="Times New Roman" w:hAnsi="Times New Roman"/>
+                <w:color w:val="EE0000"/>
+                <w:sz w:val="24"/>
+                <w:szCs w:val="24"/>
+                <w:lang w:eastAsia="vi-VN"/>
+              </w:rPr>
+              <w:t>/ĐLXL</w:t>
+            </w:r>
+          </w:p>
+        </w:tc>
+        <w:tc>
+          <w:tcPr>
+            <w:tcW w:w="834" w:type="dxa"/>
+            <w:tcBorders>
+              <w:top w:val="single" w:sz="4" w:space="0" w:color="auto"/>
+              <w:left w:val="nil"/>
+              <w:bottom w:val="single" w:sz="4" w:space="0" w:color="auto"/>
+              <w:right w:val="single" w:sz="4" w:space="0" w:color="auto"/>
+            </w:tcBorders>
+            <w:vAlign w:val="center"/>
+          </w:tcPr>
+          <w:p>
+            <w:pPr>
+              <w:spacing w:before="120" w:after="120"/>
+              <w:jc w:val="center"/>
+              <w:rPr>
+                <w:rFonts w:ascii="Times New Roman" w:hAnsi="Times New Roman"/>
+                <w:color w:val="EE0000"/>
+                <w:sz w:val="24"/>
+                <w:szCs w:val="24"/>
+                <w:lang w:eastAsia="vi-VN"/>
+              </w:rPr>
+            </w:pPr>
+            <w:r>
+              <w:rPr>
+                <w:rFonts w:ascii="Times New Roman" w:hAnsi="Times New Roman"/>
+                <w:color w:val="EE0000"/>
+                <w:sz w:val="2"/>
+                <w:szCs w:val="2"/>
+                <w:lang w:eastAsia="vi-VN"/>
+              </w:rPr>
+              <w:t>{MA_</w:t>
+            </w:r>
+            <w:proofErr w:type="gramStart"/>
+            <w:r>
+              <w:rPr>
+                <w:rFonts w:ascii="Times New Roman" w:hAnsi="Times New Roman"/>
+                <w:color w:val="EE0000"/>
+                <w:sz w:val="2"/>
+                <w:szCs w:val="2"/>
+                <w:lang w:eastAsia="vi-VN"/>
+              </w:rPr>
+              <w:t>KHANG}</w:t>
+            </w:r>
+            <w:r>
+              <w:rPr>
+                <w:rFonts w:ascii="Times New Roman" w:hAnsi="Times New Roman"/>
+                <w:color w:val="EE0000"/>
+                <w:sz w:val="24"/>
+                <w:szCs w:val="24"/>
+                <w:lang w:val="vi-VN" w:eastAsia="vi-VN"/>
+              </w:rPr>
+              <w:t>{</w:t>
+            </w:r>
+            <w:proofErr w:type="gramEnd"/>
+            <w:r>
+              <w:rPr>
+                <w:rFonts w:ascii="Times New Roman" w:hAnsi="Times New Roman"/>
+                <w:color w:val="EE0000"/>
+                <w:sz w:val="24"/>
+                <w:szCs w:val="24"/>
+                <w:lang w:val="vi-VN" w:eastAsia="vi-VN"/>
+              </w:rPr>
+              <w:t>/tb}</w:t>
             </w:r>
           </w:p>
         </w:tc>
@@ -2822,7 +3150,6 @@
   <w:style w:type="character" w:default="1" w:styleId="DefaultParagraphFont">
     <w:name w:val="Default Paragraph Font"/>
     <w:uiPriority w:val="1"/>
-    <w:semiHidden/>
     <w:unhideWhenUsed/>
   </w:style>
   <w:style w:type="table" w:default="1" w:styleId="TableNormal">

--- a/templates/CMIS/DS-GuiThu.docx
+++ b/templates/CMIS/DS-GuiThu.docx
@@ -586,33 +586,6 @@
         </w:rPr>
         <w:t xml:space="preserve"> cần gửi:  </w:t>
       </w:r>
-      <w:r>
-        <w:rPr>
-          <w:rFonts w:ascii="Times New Roman" w:hAnsi="Times New Roman"/>
-          <w:sz w:val="26"/>
-          <w:szCs w:val="26"/>
-          <w:lang w:val="vi-VN" w:eastAsia="vi-VN"/>
-        </w:rPr>
-        <w:t>Hồ sơ</w:t>
-      </w:r>
-      <w:r>
-        <w:rPr>
-          <w:rFonts w:ascii="Times New Roman" w:hAnsi="Times New Roman"/>
-          <w:sz w:val="26"/>
-          <w:szCs w:val="26"/>
-          <w:lang w:val="vi-VN" w:eastAsia="vi-VN"/>
-        </w:rPr>
-        <w:t xml:space="preserve"> </w:t>
-      </w:r>
-      <w:r>
-        <w:rPr>
-          <w:rFonts w:ascii="Times New Roman" w:hAnsi="Times New Roman"/>
-          <w:sz w:val="26"/>
-          <w:szCs w:val="26"/>
-          <w:lang w:val="vi-VN" w:eastAsia="vi-VN"/>
-        </w:rPr>
-        <w:t>……………………………………………</w:t>
-      </w:r>
     </w:p>
     <w:tbl>
       <w:tblPr>
@@ -2128,8 +2101,7 @@
                 <w:rFonts w:ascii="Times New Roman" w:hAnsi="Times New Roman"/>
                 <w:b/>
                 <w:kern w:val="1"/>
-                <w:sz w:val="26"/>
-                <w:szCs w:val="26"/>
+                <w:szCs w:val="28"/>
                 <w:lang w:eastAsia="ar-SA"/>
               </w:rPr>
             </w:pPr>
@@ -2138,8 +2110,7 @@
                 <w:rFonts w:ascii="Times New Roman" w:hAnsi="Times New Roman"/>
                 <w:b/>
                 <w:kern w:val="1"/>
-                <w:sz w:val="26"/>
-                <w:szCs w:val="26"/>
+                <w:szCs w:val="28"/>
                 <w:lang w:eastAsia="ar-SA"/>
               </w:rPr>
               <w:t xml:space="preserve">TỔ </w:t>
@@ -2149,8 +2120,7 @@
                 <w:rFonts w:ascii="Times New Roman" w:hAnsi="Times New Roman"/>
                 <w:b/>
                 <w:kern w:val="1"/>
-                <w:sz w:val="26"/>
-                <w:szCs w:val="26"/>
+                <w:szCs w:val="28"/>
                 <w:lang w:eastAsia="ar-SA"/>
               </w:rPr>
               <w:t>PHÓ</w:t>
@@ -2160,8 +2130,7 @@
                 <w:rFonts w:ascii="Times New Roman" w:hAnsi="Times New Roman"/>
                 <w:b/>
                 <w:kern w:val="1"/>
-                <w:sz w:val="26"/>
-                <w:szCs w:val="26"/>
+                <w:szCs w:val="28"/>
                 <w:lang w:eastAsia="ar-SA"/>
               </w:rPr>
               <w:t xml:space="preserve"> </w:t>
@@ -2203,8 +2172,7 @@
                 <w:rFonts w:ascii="Times New Roman" w:hAnsi="Times New Roman"/>
                 <w:b/>
                 <w:kern w:val="1"/>
-                <w:sz w:val="26"/>
-                <w:szCs w:val="26"/>
+                <w:szCs w:val="28"/>
                 <w:lang w:val="vi-VN" w:eastAsia="ar-SA"/>
               </w:rPr>
             </w:pPr>
@@ -2216,8 +2184,7 @@
                 <w:rFonts w:ascii="Times New Roman" w:hAnsi="Times New Roman"/>
                 <w:b/>
                 <w:kern w:val="1"/>
-                <w:sz w:val="26"/>
-                <w:szCs w:val="26"/>
+                <w:szCs w:val="28"/>
                 <w:lang w:val="vi-VN" w:eastAsia="ar-SA"/>
               </w:rPr>
             </w:pPr>
@@ -2229,8 +2196,7 @@
                 <w:rFonts w:ascii="Times New Roman" w:hAnsi="Times New Roman"/>
                 <w:b/>
                 <w:kern w:val="1"/>
-                <w:sz w:val="26"/>
-                <w:szCs w:val="26"/>
+                <w:szCs w:val="28"/>
                 <w:lang w:val="vi-VN" w:eastAsia="ar-SA"/>
               </w:rPr>
             </w:pPr>
@@ -2243,8 +2209,7 @@
                 <w:rFonts w:ascii="Times New Roman" w:hAnsi="Times New Roman"/>
                 <w:b/>
                 <w:kern w:val="1"/>
-                <w:sz w:val="26"/>
-                <w:szCs w:val="26"/>
+                <w:szCs w:val="28"/>
                 <w:lang w:eastAsia="ar-SA"/>
               </w:rPr>
             </w:pPr>
@@ -2253,8 +2218,7 @@
                 <w:rFonts w:ascii="Times New Roman" w:hAnsi="Times New Roman"/>
                 <w:b/>
                 <w:kern w:val="1"/>
-                <w:sz w:val="26"/>
-                <w:szCs w:val="26"/>
+                <w:szCs w:val="28"/>
                 <w:lang w:eastAsia="ar-SA"/>
               </w:rPr>
               <w:t>Trần Đại Thức</w:t>
@@ -3150,6 +3114,7 @@
   <w:style w:type="character" w:default="1" w:styleId="DefaultParagraphFont">
     <w:name w:val="Default Paragraph Font"/>
     <w:uiPriority w:val="1"/>
+    <w:semiHidden/>
     <w:unhideWhenUsed/>
   </w:style>
   <w:style w:type="table" w:default="1" w:styleId="TableNormal">
